--- a/CHANGE TRACKING/Progress Chase.docx
+++ b/CHANGE TRACKING/Progress Chase.docx
@@ -76,13 +76,8 @@
         </w:numPr>
       </w:pPr>
       <w:r>
-        <w:t xml:space="preserve">Rewrite ‘Calculate Pivoted Additions’ to work on the Fact table instead of </w:t>
+        <w:t>Rewrite ‘Calculate Pivoted Additions’ to work on the Fact table instead of Factsource</w:t>
       </w:r>
-      <w:proofErr w:type="spellStart"/>
-      <w:r>
-        <w:t>Factsource</w:t>
-      </w:r>
-      <w:proofErr w:type="spellEnd"/>
     </w:p>
     <w:p>
       <w:pPr>
@@ -248,19 +243,31 @@
           <w:tcPr>
             <w:tcW w:w="1271" w:type="dxa"/>
           </w:tcPr>
-          <w:p/>
+          <w:p>
+            <w:r>
+              <w:t>1</w:t>
+            </w:r>
+          </w:p>
         </w:tc>
         <w:tc>
           <w:tcPr>
             <w:tcW w:w="3260" w:type="dxa"/>
           </w:tcPr>
-          <w:p/>
+          <w:p>
+            <w:r>
+              <w:t>Unpivot directly done</w:t>
+            </w:r>
+          </w:p>
         </w:tc>
         <w:tc>
           <w:tcPr>
             <w:tcW w:w="4819" w:type="dxa"/>
           </w:tcPr>
-          <w:p/>
+          <w:p>
+            <w:r>
+              <w:t>Ran</w:t>
+            </w:r>
+          </w:p>
         </w:tc>
       </w:tr>
       <w:tr>
@@ -268,13 +275,21 @@
           <w:tcPr>
             <w:tcW w:w="1271" w:type="dxa"/>
           </w:tcPr>
-          <w:p/>
+          <w:p>
+            <w:r>
+              <w:t>1</w:t>
+            </w:r>
+          </w:p>
         </w:tc>
         <w:tc>
           <w:tcPr>
             <w:tcW w:w="3260" w:type="dxa"/>
           </w:tcPr>
-          <w:p/>
+          <w:p>
+            <w:r>
+              <w:t>Remove pivoted tables and test</w:t>
+            </w:r>
+          </w:p>
         </w:tc>
         <w:tc>
           <w:tcPr>
@@ -471,7 +486,6 @@
     <w:lvl w:ilvl="0">
       <w:start w:val="1"/>
       <w:numFmt w:val="decimal"/>
-      <w:pStyle w:val="Heading2"/>
       <w:lvlText w:val="%1."/>
       <w:lvlJc w:val="left"/>
       <w:pPr>

--- a/CHANGE TRACKING/Progress Chase.docx
+++ b/CHANGE TRACKING/Progress Chase.docx
@@ -31,20 +31,6 @@
     </w:p>
     <w:p>
       <w:pPr>
-        <w:pStyle w:val="Heading2"/>
-        <w:rPr>
-          <w:lang w:val="en-GB"/>
-        </w:rPr>
-      </w:pPr>
-      <w:r>
-        <w:rPr>
-          <w:lang w:val="en-GB"/>
-        </w:rPr>
-        <w:t>21 August Plans</w:t>
-      </w:r>
-    </w:p>
-    <w:p>
-      <w:pPr>
         <w:pStyle w:val="Heading3"/>
         <w:numPr>
           <w:ilvl w:val="0"/>
@@ -76,7 +62,56 @@
         </w:numPr>
       </w:pPr>
       <w:r>
-        <w:t>Rewrite ‘Calculate Pivoted Additions’ to work on the Fact table instead of Factsource</w:t>
+        <w:t xml:space="preserve">Rewrite ‘Calculate Pivoted Additions’ to work on the Fact table instead of </w:t>
+      </w:r>
+      <w:proofErr w:type="spellStart"/>
+      <w:r>
+        <w:t>Factsource</w:t>
+      </w:r>
+      <w:proofErr w:type="spellEnd"/>
+    </w:p>
+    <w:p>
+      <w:pPr>
+        <w:pStyle w:val="Heading3"/>
+        <w:numPr>
+          <w:ilvl w:val="0"/>
+          <w:numId w:val="4"/>
+        </w:numPr>
+      </w:pPr>
+      <w:r>
+        <w:t>Routine maintenance and debugging</w:t>
+      </w:r>
+    </w:p>
+    <w:p>
+      <w:pPr>
+        <w:pStyle w:val="ListParagraph"/>
+        <w:numPr>
+          <w:ilvl w:val="1"/>
+          <w:numId w:val="4"/>
+        </w:numPr>
+      </w:pPr>
+      <w:r>
+        <w:t xml:space="preserve">Create space on server to ensure project will run on </w:t>
+      </w:r>
+      <w:proofErr w:type="spellStart"/>
+      <w:r>
+        <w:t>MSSQLExpress</w:t>
+      </w:r>
+      <w:proofErr w:type="spellEnd"/>
+      <w:r>
+        <w:t xml:space="preserve"> (10GB per database)</w:t>
+      </w:r>
+    </w:p>
+    <w:p>
+      <w:pPr>
+        <w:pStyle w:val="ListParagraph"/>
+        <w:numPr>
+          <w:ilvl w:val="1"/>
+          <w:numId w:val="4"/>
+        </w:numPr>
+      </w:pPr>
+      <w:r>
+        <w:t>Overhaul and validate ROLAP export</w:t>
       </w:r>
     </w:p>
     <w:p>
@@ -202,14 +237,15 @@
         <w:tblLook w:val="04A0" w:firstRow="1" w:lastRow="0" w:firstColumn="1" w:lastColumn="0" w:noHBand="0" w:noVBand="1"/>
       </w:tblPr>
       <w:tblGrid>
-        <w:gridCol w:w="1271"/>
-        <w:gridCol w:w="3260"/>
-        <w:gridCol w:w="4819"/>
+        <w:gridCol w:w="1112"/>
+        <w:gridCol w:w="2253"/>
+        <w:gridCol w:w="2493"/>
+        <w:gridCol w:w="3492"/>
       </w:tblGrid>
       <w:tr>
         <w:tc>
           <w:tcPr>
-            <w:tcW w:w="1271" w:type="dxa"/>
+            <w:tcW w:w="1112" w:type="dxa"/>
           </w:tcPr>
           <w:p>
             <w:r>
@@ -219,7 +255,17 @@
         </w:tc>
         <w:tc>
           <w:tcPr>
-            <w:tcW w:w="3260" w:type="dxa"/>
+            <w:tcW w:w="2253" w:type="dxa"/>
+          </w:tcPr>
+          <w:p>
+            <w:r>
+              <w:t>Date</w:t>
+            </w:r>
+          </w:p>
+        </w:tc>
+        <w:tc>
+          <w:tcPr>
+            <w:tcW w:w="2493" w:type="dxa"/>
           </w:tcPr>
           <w:p>
             <w:r>
@@ -229,7 +275,7 @@
         </w:tc>
         <w:tc>
           <w:tcPr>
-            <w:tcW w:w="4819" w:type="dxa"/>
+            <w:tcW w:w="3492" w:type="dxa"/>
           </w:tcPr>
           <w:p>
             <w:r>
@@ -241,17 +287,27 @@
       <w:tr>
         <w:tc>
           <w:tcPr>
-            <w:tcW w:w="1271" w:type="dxa"/>
+            <w:tcW w:w="1112" w:type="dxa"/>
           </w:tcPr>
           <w:p>
             <w:r>
-              <w:t>1</w:t>
+              <w:t>1a</w:t>
             </w:r>
           </w:p>
         </w:tc>
         <w:tc>
           <w:tcPr>
-            <w:tcW w:w="3260" w:type="dxa"/>
+            <w:tcW w:w="2253" w:type="dxa"/>
+          </w:tcPr>
+          <w:p>
+            <w:r>
+              <w:t>21/8/20</w:t>
+            </w:r>
+          </w:p>
+        </w:tc>
+        <w:tc>
+          <w:tcPr>
+            <w:tcW w:w="2493" w:type="dxa"/>
           </w:tcPr>
           <w:p>
             <w:r>
@@ -261,11 +317,11 @@
         </w:tc>
         <w:tc>
           <w:tcPr>
-            <w:tcW w:w="4819" w:type="dxa"/>
+            <w:tcW w:w="3492" w:type="dxa"/>
           </w:tcPr>
           <w:p>
             <w:r>
-              <w:t>Ran</w:t>
+              <w:t>Ran, data not checked</w:t>
             </w:r>
           </w:p>
         </w:tc>
@@ -273,17 +329,27 @@
       <w:tr>
         <w:tc>
           <w:tcPr>
-            <w:tcW w:w="1271" w:type="dxa"/>
+            <w:tcW w:w="1112" w:type="dxa"/>
           </w:tcPr>
           <w:p>
             <w:r>
-              <w:t>1</w:t>
+              <w:t>1b</w:t>
             </w:r>
           </w:p>
         </w:tc>
         <w:tc>
           <w:tcPr>
-            <w:tcW w:w="3260" w:type="dxa"/>
+            <w:tcW w:w="2253" w:type="dxa"/>
+          </w:tcPr>
+          <w:p>
+            <w:r>
+              <w:t>21/8/20</w:t>
+            </w:r>
+          </w:p>
+        </w:tc>
+        <w:tc>
+          <w:tcPr>
+            <w:tcW w:w="2493" w:type="dxa"/>
           </w:tcPr>
           <w:p>
             <w:r>
@@ -293,47 +359,84 @@
         </w:tc>
         <w:tc>
           <w:tcPr>
-            <w:tcW w:w="4819" w:type="dxa"/>
-          </w:tcPr>
-          <w:p/>
+            <w:tcW w:w="3492" w:type="dxa"/>
+          </w:tcPr>
+          <w:p>
+            <w:r>
+              <w:t>Ran, data not checked</w:t>
+            </w:r>
+          </w:p>
         </w:tc>
       </w:tr>
       <w:tr>
         <w:tc>
           <w:tcPr>
-            <w:tcW w:w="1271" w:type="dxa"/>
-          </w:tcPr>
-          <w:p/>
-        </w:tc>
-        <w:tc>
-          <w:tcPr>
-            <w:tcW w:w="3260" w:type="dxa"/>
-          </w:tcPr>
-          <w:p/>
-        </w:tc>
-        <w:tc>
-          <w:tcPr>
-            <w:tcW w:w="4819" w:type="dxa"/>
-          </w:tcPr>
-          <w:p/>
+            <w:tcW w:w="1112" w:type="dxa"/>
+          </w:tcPr>
+          <w:p>
+            <w:r>
+              <w:t>2a</w:t>
+            </w:r>
+          </w:p>
+        </w:tc>
+        <w:tc>
+          <w:tcPr>
+            <w:tcW w:w="2253" w:type="dxa"/>
+          </w:tcPr>
+          <w:p>
+            <w:r>
+              <w:t>22/8/20</w:t>
+            </w:r>
+          </w:p>
+        </w:tc>
+        <w:tc>
+          <w:tcPr>
+            <w:tcW w:w="2493" w:type="dxa"/>
+          </w:tcPr>
+          <w:p>
+            <w:r>
+              <w:t xml:space="preserve">Achieved by removing the extra index on </w:t>
+            </w:r>
+            <w:proofErr w:type="spellStart"/>
+            <w:r>
+              <w:t>FactSource</w:t>
+            </w:r>
+            <w:proofErr w:type="spellEnd"/>
+          </w:p>
+        </w:tc>
+        <w:tc>
+          <w:tcPr>
+            <w:tcW w:w="3492" w:type="dxa"/>
+          </w:tcPr>
+          <w:p>
+            <w:r>
+              <w:t>Ran, data not checked</w:t>
+            </w:r>
+          </w:p>
         </w:tc>
       </w:tr>
       <w:tr>
         <w:tc>
           <w:tcPr>
-            <w:tcW w:w="1271" w:type="dxa"/>
+            <w:tcW w:w="1112" w:type="dxa"/>
           </w:tcPr>
           <w:p/>
         </w:tc>
         <w:tc>
           <w:tcPr>
-            <w:tcW w:w="3260" w:type="dxa"/>
+            <w:tcW w:w="2253" w:type="dxa"/>
           </w:tcPr>
           <w:p/>
         </w:tc>
         <w:tc>
           <w:tcPr>
-            <w:tcW w:w="4819" w:type="dxa"/>
+            <w:tcW w:w="2493" w:type="dxa"/>
+          </w:tcPr>
+          <w:p/>
+        </w:tc>
+        <w:tc>
+          <w:tcPr>
+            <w:tcW w:w="3492" w:type="dxa"/>
           </w:tcPr>
           <w:p/>
         </w:tc>
@@ -341,19 +444,25 @@
       <w:tr>
         <w:tc>
           <w:tcPr>
-            <w:tcW w:w="1271" w:type="dxa"/>
+            <w:tcW w:w="1112" w:type="dxa"/>
           </w:tcPr>
           <w:p/>
         </w:tc>
         <w:tc>
           <w:tcPr>
-            <w:tcW w:w="3260" w:type="dxa"/>
+            <w:tcW w:w="2253" w:type="dxa"/>
           </w:tcPr>
           <w:p/>
         </w:tc>
         <w:tc>
           <w:tcPr>
-            <w:tcW w:w="4819" w:type="dxa"/>
+            <w:tcW w:w="2493" w:type="dxa"/>
+          </w:tcPr>
+          <w:p/>
+        </w:tc>
+        <w:tc>
+          <w:tcPr>
+            <w:tcW w:w="3492" w:type="dxa"/>
           </w:tcPr>
           <w:p/>
         </w:tc>
@@ -361,19 +470,25 @@
       <w:tr>
         <w:tc>
           <w:tcPr>
-            <w:tcW w:w="1271" w:type="dxa"/>
+            <w:tcW w:w="1112" w:type="dxa"/>
           </w:tcPr>
           <w:p/>
         </w:tc>
         <w:tc>
           <w:tcPr>
-            <w:tcW w:w="3260" w:type="dxa"/>
+            <w:tcW w:w="2253" w:type="dxa"/>
           </w:tcPr>
           <w:p/>
         </w:tc>
         <w:tc>
           <w:tcPr>
-            <w:tcW w:w="4819" w:type="dxa"/>
+            <w:tcW w:w="2493" w:type="dxa"/>
+          </w:tcPr>
+          <w:p/>
+        </w:tc>
+        <w:tc>
+          <w:tcPr>
+            <w:tcW w:w="3492" w:type="dxa"/>
           </w:tcPr>
           <w:p/>
         </w:tc>
@@ -381,19 +496,25 @@
       <w:tr>
         <w:tc>
           <w:tcPr>
-            <w:tcW w:w="1271" w:type="dxa"/>
+            <w:tcW w:w="1112" w:type="dxa"/>
           </w:tcPr>
           <w:p/>
         </w:tc>
         <w:tc>
           <w:tcPr>
-            <w:tcW w:w="3260" w:type="dxa"/>
+            <w:tcW w:w="2253" w:type="dxa"/>
           </w:tcPr>
           <w:p/>
         </w:tc>
         <w:tc>
           <w:tcPr>
-            <w:tcW w:w="4819" w:type="dxa"/>
+            <w:tcW w:w="2493" w:type="dxa"/>
+          </w:tcPr>
+          <w:p/>
+        </w:tc>
+        <w:tc>
+          <w:tcPr>
+            <w:tcW w:w="3492" w:type="dxa"/>
           </w:tcPr>
           <w:p>
             <w:pPr>
@@ -407,19 +528,25 @@
       <w:tr>
         <w:tc>
           <w:tcPr>
-            <w:tcW w:w="1271" w:type="dxa"/>
+            <w:tcW w:w="1112" w:type="dxa"/>
           </w:tcPr>
           <w:p/>
         </w:tc>
         <w:tc>
           <w:tcPr>
-            <w:tcW w:w="3260" w:type="dxa"/>
+            <w:tcW w:w="2253" w:type="dxa"/>
           </w:tcPr>
           <w:p/>
         </w:tc>
         <w:tc>
           <w:tcPr>
-            <w:tcW w:w="4819" w:type="dxa"/>
+            <w:tcW w:w="2493" w:type="dxa"/>
+          </w:tcPr>
+          <w:p/>
+        </w:tc>
+        <w:tc>
+          <w:tcPr>
+            <w:tcW w:w="3492" w:type="dxa"/>
           </w:tcPr>
           <w:p>
             <w:pPr>
@@ -433,19 +560,25 @@
       <w:tr>
         <w:tc>
           <w:tcPr>
-            <w:tcW w:w="1271" w:type="dxa"/>
+            <w:tcW w:w="1112" w:type="dxa"/>
           </w:tcPr>
           <w:p/>
         </w:tc>
         <w:tc>
           <w:tcPr>
-            <w:tcW w:w="3260" w:type="dxa"/>
+            <w:tcW w:w="2253" w:type="dxa"/>
           </w:tcPr>
           <w:p/>
         </w:tc>
         <w:tc>
           <w:tcPr>
-            <w:tcW w:w="4819" w:type="dxa"/>
+            <w:tcW w:w="2493" w:type="dxa"/>
+          </w:tcPr>
+          <w:p/>
+        </w:tc>
+        <w:tc>
+          <w:tcPr>
+            <w:tcW w:w="3492" w:type="dxa"/>
           </w:tcPr>
           <w:p>
             <w:pPr>

--- a/CHANGE TRACKING/Progress Chase.docx
+++ b/CHANGE TRACKING/Progress Chase.docx
@@ -72,6 +72,18 @@
     </w:p>
     <w:p>
       <w:pPr>
+        <w:pStyle w:val="ListParagraph"/>
+        <w:numPr>
+          <w:ilvl w:val="1"/>
+          <w:numId w:val="4"/>
+        </w:numPr>
+      </w:pPr>
+      <w:r>
+        <w:t>Years should go back earlier</w:t>
+      </w:r>
+    </w:p>
+    <w:p>
+      <w:pPr>
         <w:pStyle w:val="Heading3"/>
         <w:numPr>
           <w:ilvl w:val="0"/>
@@ -116,6 +128,18 @@
     </w:p>
     <w:p>
       <w:pPr>
+        <w:pStyle w:val="ListParagraph"/>
+        <w:numPr>
+          <w:ilvl w:val="1"/>
+          <w:numId w:val="4"/>
+        </w:numPr>
+      </w:pPr>
+      <w:r>
+        <w:t>Check the data</w:t>
+      </w:r>
+    </w:p>
+    <w:p>
+      <w:pPr>
         <w:pStyle w:val="Heading3"/>
         <w:numPr>
           <w:ilvl w:val="0"/>
@@ -123,7 +147,10 @@
         </w:numPr>
       </w:pPr>
       <w:r>
-        <w:t>New data</w:t>
+        <w:t>D</w:t>
+      </w:r>
+      <w:r>
+        <w:t>ata</w:t>
       </w:r>
     </w:p>
     <w:p>
@@ -135,7 +162,31 @@
         </w:numPr>
       </w:pPr>
       <w:r>
-        <w:t>TBA</w:t>
+        <w:t>Check and remove redundant duplicate datasets</w:t>
+      </w:r>
+    </w:p>
+    <w:p>
+      <w:pPr>
+        <w:pStyle w:val="ListParagraph"/>
+        <w:numPr>
+          <w:ilvl w:val="1"/>
+          <w:numId w:val="4"/>
+        </w:numPr>
+      </w:pPr>
+      <w:r>
+        <w:t>Create reduced dataset for economic growth project</w:t>
+      </w:r>
+    </w:p>
+    <w:p>
+      <w:pPr>
+        <w:pStyle w:val="ListParagraph"/>
+        <w:numPr>
+          <w:ilvl w:val="1"/>
+          <w:numId w:val="4"/>
+        </w:numPr>
+      </w:pPr>
+      <w:r>
+        <w:t>Create reduced dataset for inequality project</w:t>
       </w:r>
     </w:p>
     <w:p>
@@ -147,7 +198,7 @@
         </w:numPr>
       </w:pPr>
       <w:r>
-        <w:t>Tidying up</w:t>
+        <w:t>Tests</w:t>
       </w:r>
     </w:p>
     <w:p>
@@ -159,7 +210,25 @@
         </w:numPr>
       </w:pPr>
       <w:r>
-        <w:t>Change the name of the ‘GERGLE’ folder to something more meaningful</w:t>
+        <w:t xml:space="preserve">Create </w:t>
+      </w:r>
+      <w:r>
+        <w:t xml:space="preserve">basic </w:t>
+      </w:r>
+      <w:r>
+        <w:t>excel spreadsheet and pivot table</w:t>
+      </w:r>
+    </w:p>
+    <w:p>
+      <w:pPr>
+        <w:pStyle w:val="Heading3"/>
+        <w:numPr>
+          <w:ilvl w:val="0"/>
+          <w:numId w:val="4"/>
+        </w:numPr>
+      </w:pPr>
+      <w:r>
+        <w:t>Tidying up</w:t>
       </w:r>
     </w:p>
     <w:p>
@@ -171,7 +240,7 @@
         </w:numPr>
       </w:pPr>
       <w:r>
-        <w:t>Change all field names to be compliant with MariaDB/MySQL naming conventions (no spaces, all lower case – though the latter is not essential it eliminates risk of ambiguity)</w:t>
+        <w:t>Change the name of the ‘GERGLE’ folder to something more meaningful</w:t>
       </w:r>
     </w:p>
     <w:p>
@@ -183,6 +252,18 @@
         </w:numPr>
       </w:pPr>
       <w:r>
+        <w:t>Change all field names to be compliant with MariaDB/MySQL naming conventions (no spaces, all lower case – though the latter is not essential it eliminates risk of ambiguity)</w:t>
+      </w:r>
+    </w:p>
+    <w:p>
+      <w:pPr>
+        <w:pStyle w:val="ListParagraph"/>
+        <w:numPr>
+          <w:ilvl w:val="1"/>
+          <w:numId w:val="4"/>
+        </w:numPr>
+      </w:pPr>
+      <w:r>
         <w:t>Delete all intermediate views and functions at the end so the database is tidier (and smaller)</w:t>
       </w:r>
     </w:p>
@@ -233,19 +314,20 @@
     <w:tbl>
       <w:tblPr>
         <w:tblStyle w:val="TableGrid"/>
-        <w:tblW w:w="0" w:type="auto"/>
+        <w:tblW w:w="5000" w:type="pct"/>
         <w:tblLook w:val="04A0" w:firstRow="1" w:lastRow="0" w:firstColumn="1" w:lastColumn="0" w:noHBand="0" w:noVBand="1"/>
       </w:tblPr>
       <w:tblGrid>
-        <w:gridCol w:w="1112"/>
-        <w:gridCol w:w="2253"/>
-        <w:gridCol w:w="2493"/>
-        <w:gridCol w:w="3492"/>
+        <w:gridCol w:w="795"/>
+        <w:gridCol w:w="1474"/>
+        <w:gridCol w:w="4530"/>
+        <w:gridCol w:w="2699"/>
+        <w:gridCol w:w="3452"/>
       </w:tblGrid>
       <w:tr>
         <w:tc>
           <w:tcPr>
-            <w:tcW w:w="1112" w:type="dxa"/>
+            <w:tcW w:w="307" w:type="pct"/>
           </w:tcPr>
           <w:p>
             <w:r>
@@ -255,7 +337,7 @@
         </w:tc>
         <w:tc>
           <w:tcPr>
-            <w:tcW w:w="2253" w:type="dxa"/>
+            <w:tcW w:w="569" w:type="pct"/>
           </w:tcPr>
           <w:p>
             <w:r>
@@ -265,7 +347,7 @@
         </w:tc>
         <w:tc>
           <w:tcPr>
-            <w:tcW w:w="2493" w:type="dxa"/>
+            <w:tcW w:w="1749" w:type="pct"/>
           </w:tcPr>
           <w:p>
             <w:r>
@@ -275,7 +357,17 @@
         </w:tc>
         <w:tc>
           <w:tcPr>
-            <w:tcW w:w="3492" w:type="dxa"/>
+            <w:tcW w:w="1042" w:type="pct"/>
+          </w:tcPr>
+          <w:p>
+            <w:r>
+              <w:t>Commit Title</w:t>
+            </w:r>
+          </w:p>
+        </w:tc>
+        <w:tc>
+          <w:tcPr>
+            <w:tcW w:w="1333" w:type="pct"/>
           </w:tcPr>
           <w:p>
             <w:r>
@@ -287,7 +379,7 @@
       <w:tr>
         <w:tc>
           <w:tcPr>
-            <w:tcW w:w="1112" w:type="dxa"/>
+            <w:tcW w:w="307" w:type="pct"/>
           </w:tcPr>
           <w:p>
             <w:r>
@@ -297,7 +389,7 @@
         </w:tc>
         <w:tc>
           <w:tcPr>
-            <w:tcW w:w="2253" w:type="dxa"/>
+            <w:tcW w:w="569" w:type="pct"/>
           </w:tcPr>
           <w:p>
             <w:r>
@@ -307,7 +399,7 @@
         </w:tc>
         <w:tc>
           <w:tcPr>
-            <w:tcW w:w="2493" w:type="dxa"/>
+            <w:tcW w:w="1749" w:type="pct"/>
           </w:tcPr>
           <w:p>
             <w:r>
@@ -317,7 +409,13 @@
         </w:tc>
         <w:tc>
           <w:tcPr>
-            <w:tcW w:w="3492" w:type="dxa"/>
+            <w:tcW w:w="1042" w:type="pct"/>
+          </w:tcPr>
+          <w:p/>
+        </w:tc>
+        <w:tc>
+          <w:tcPr>
+            <w:tcW w:w="1333" w:type="pct"/>
           </w:tcPr>
           <w:p>
             <w:r>
@@ -329,17 +427,18 @@
       <w:tr>
         <w:tc>
           <w:tcPr>
-            <w:tcW w:w="1112" w:type="dxa"/>
-          </w:tcPr>
-          <w:p>
-            <w:r>
+            <w:tcW w:w="307" w:type="pct"/>
+          </w:tcPr>
+          <w:p>
+            <w:r>
+              <w:lastRenderedPageBreak/>
               <w:t>1b</w:t>
             </w:r>
           </w:p>
         </w:tc>
         <w:tc>
           <w:tcPr>
-            <w:tcW w:w="2253" w:type="dxa"/>
+            <w:tcW w:w="569" w:type="pct"/>
           </w:tcPr>
           <w:p>
             <w:r>
@@ -349,7 +448,7 @@
         </w:tc>
         <w:tc>
           <w:tcPr>
-            <w:tcW w:w="2493" w:type="dxa"/>
+            <w:tcW w:w="1749" w:type="pct"/>
           </w:tcPr>
           <w:p>
             <w:r>
@@ -359,7 +458,13 @@
         </w:tc>
         <w:tc>
           <w:tcPr>
-            <w:tcW w:w="3492" w:type="dxa"/>
+            <w:tcW w:w="1042" w:type="pct"/>
+          </w:tcPr>
+          <w:p/>
+        </w:tc>
+        <w:tc>
+          <w:tcPr>
+            <w:tcW w:w="1333" w:type="pct"/>
           </w:tcPr>
           <w:p>
             <w:r>
@@ -371,7 +476,7 @@
       <w:tr>
         <w:tc>
           <w:tcPr>
-            <w:tcW w:w="1112" w:type="dxa"/>
+            <w:tcW w:w="307" w:type="pct"/>
           </w:tcPr>
           <w:p>
             <w:r>
@@ -381,7 +486,7 @@
         </w:tc>
         <w:tc>
           <w:tcPr>
-            <w:tcW w:w="2253" w:type="dxa"/>
+            <w:tcW w:w="569" w:type="pct"/>
           </w:tcPr>
           <w:p>
             <w:r>
@@ -391,7 +496,7 @@
         </w:tc>
         <w:tc>
           <w:tcPr>
-            <w:tcW w:w="2493" w:type="dxa"/>
+            <w:tcW w:w="1749" w:type="pct"/>
           </w:tcPr>
           <w:p>
             <w:r>
@@ -406,7 +511,13 @@
         </w:tc>
         <w:tc>
           <w:tcPr>
-            <w:tcW w:w="3492" w:type="dxa"/>
+            <w:tcW w:w="1042" w:type="pct"/>
+          </w:tcPr>
+          <w:p/>
+        </w:tc>
+        <w:tc>
+          <w:tcPr>
+            <w:tcW w:w="1333" w:type="pct"/>
           </w:tcPr>
           <w:p>
             <w:r>
@@ -418,77 +529,169 @@
       <w:tr>
         <w:tc>
           <w:tcPr>
-            <w:tcW w:w="1112" w:type="dxa"/>
-          </w:tcPr>
-          <w:p/>
-        </w:tc>
-        <w:tc>
-          <w:tcPr>
-            <w:tcW w:w="2253" w:type="dxa"/>
-          </w:tcPr>
-          <w:p/>
-        </w:tc>
-        <w:tc>
-          <w:tcPr>
-            <w:tcW w:w="2493" w:type="dxa"/>
-          </w:tcPr>
-          <w:p/>
-        </w:tc>
-        <w:tc>
-          <w:tcPr>
-            <w:tcW w:w="3492" w:type="dxa"/>
-          </w:tcPr>
-          <w:p/>
+            <w:tcW w:w="307" w:type="pct"/>
+          </w:tcPr>
+          <w:p>
+            <w:r>
+              <w:t>2b</w:t>
+            </w:r>
+          </w:p>
+        </w:tc>
+        <w:tc>
+          <w:tcPr>
+            <w:tcW w:w="569" w:type="pct"/>
+          </w:tcPr>
+          <w:p>
+            <w:r>
+              <w:t>22/8/20</w:t>
+            </w:r>
+          </w:p>
+        </w:tc>
+        <w:tc>
+          <w:tcPr>
+            <w:tcW w:w="1749" w:type="pct"/>
+          </w:tcPr>
+          <w:p>
+            <w:r>
+              <w:t>Ran ROLAP export script through and debugged it</w:t>
+            </w:r>
+          </w:p>
+        </w:tc>
+        <w:tc>
+          <w:tcPr>
+            <w:tcW w:w="1042" w:type="pct"/>
+          </w:tcPr>
+          <w:p>
+            <w:r>
+              <w:t>ROLAP overhaul and validate</w:t>
+            </w:r>
+          </w:p>
+        </w:tc>
+        <w:tc>
+          <w:tcPr>
+            <w:tcW w:w="1333" w:type="pct"/>
+          </w:tcPr>
+          <w:p>
+            <w:r>
+              <w:t>Ran, data not checked</w:t>
+            </w:r>
+          </w:p>
         </w:tc>
       </w:tr>
       <w:tr>
         <w:tc>
           <w:tcPr>
-            <w:tcW w:w="1112" w:type="dxa"/>
+            <w:tcW w:w="307" w:type="pct"/>
+          </w:tcPr>
+          <w:p>
+            <w:r>
+              <w:t>5</w:t>
+            </w:r>
+            <w:r>
+              <w:t>a</w:t>
+            </w:r>
+          </w:p>
+        </w:tc>
+        <w:tc>
+          <w:tcPr>
+            <w:tcW w:w="569" w:type="pct"/>
+          </w:tcPr>
+          <w:p>
+            <w:r>
+              <w:t>21/8/20</w:t>
+            </w:r>
+          </w:p>
+        </w:tc>
+        <w:tc>
+          <w:tcPr>
+            <w:tcW w:w="1749" w:type="pct"/>
+          </w:tcPr>
+          <w:p>
+            <w:r>
+              <w:t>Done</w:t>
+            </w:r>
+            <w:r>
+              <w:t xml:space="preserve"> Test0822.xlsx</w:t>
+            </w:r>
+          </w:p>
+        </w:tc>
+        <w:tc>
+          <w:tcPr>
+            <w:tcW w:w="1042" w:type="pct"/>
           </w:tcPr>
           <w:p/>
         </w:tc>
         <w:tc>
           <w:tcPr>
-            <w:tcW w:w="2253" w:type="dxa"/>
-          </w:tcPr>
-          <w:p/>
-        </w:tc>
-        <w:tc>
-          <w:tcPr>
-            <w:tcW w:w="2493" w:type="dxa"/>
-          </w:tcPr>
-          <w:p/>
-        </w:tc>
-        <w:tc>
-          <w:tcPr>
-            <w:tcW w:w="3492" w:type="dxa"/>
-          </w:tcPr>
-          <w:p/>
+            <w:tcW w:w="1333" w:type="pct"/>
+          </w:tcPr>
+          <w:p>
+            <w:r>
+              <w:t>Checked Barro-</w:t>
+            </w:r>
+            <w:proofErr w:type="spellStart"/>
+            <w:r>
+              <w:t>Ursua</w:t>
+            </w:r>
+            <w:proofErr w:type="spellEnd"/>
+          </w:p>
         </w:tc>
       </w:tr>
       <w:tr>
         <w:tc>
           <w:tcPr>
-            <w:tcW w:w="1112" w:type="dxa"/>
-          </w:tcPr>
-          <w:p/>
-        </w:tc>
-        <w:tc>
-          <w:tcPr>
-            <w:tcW w:w="2253" w:type="dxa"/>
-          </w:tcPr>
-          <w:p/>
-        </w:tc>
-        <w:tc>
-          <w:tcPr>
-            <w:tcW w:w="2493" w:type="dxa"/>
-          </w:tcPr>
-          <w:p/>
-        </w:tc>
-        <w:tc>
-          <w:tcPr>
-            <w:tcW w:w="3492" w:type="dxa"/>
+            <w:tcW w:w="307" w:type="pct"/>
+          </w:tcPr>
+          <w:p>
+            <w:r>
+              <w:t>5</w:t>
+            </w:r>
+            <w:r>
+              <w:t>b</w:t>
+            </w:r>
+          </w:p>
+        </w:tc>
+        <w:tc>
+          <w:tcPr>
+            <w:tcW w:w="569" w:type="pct"/>
+          </w:tcPr>
+          <w:p>
+            <w:r>
+              <w:t>22/8/20</w:t>
+            </w:r>
+          </w:p>
+        </w:tc>
+        <w:tc>
+          <w:tcPr>
+            <w:tcW w:w="1749" w:type="pct"/>
+          </w:tcPr>
+          <w:p>
+            <w:r>
+              <w:t xml:space="preserve">Done (NOTE names still contain mix of upper and </w:t>
+            </w:r>
+            <w:proofErr w:type="gramStart"/>
+            <w:r>
+              <w:t>lower</w:t>
+            </w:r>
+            <w:proofErr w:type="gramEnd"/>
+            <w:r>
+              <w:t xml:space="preserve"> but this should still be MariaDB compatible)</w:t>
+            </w:r>
+          </w:p>
+        </w:tc>
+        <w:tc>
+          <w:tcPr>
+            <w:tcW w:w="1042" w:type="pct"/>
+          </w:tcPr>
+          <w:p>
+            <w:r>
+              <w:t>MariaDB Compatibility</w:t>
+            </w:r>
+          </w:p>
+        </w:tc>
+        <w:tc>
+          <w:tcPr>
+            <w:tcW w:w="1333" w:type="pct"/>
           </w:tcPr>
           <w:p/>
         </w:tc>
@@ -496,25 +699,25 @@
       <w:tr>
         <w:tc>
           <w:tcPr>
-            <w:tcW w:w="1112" w:type="dxa"/>
+            <w:tcW w:w="307" w:type="pct"/>
           </w:tcPr>
           <w:p/>
         </w:tc>
         <w:tc>
           <w:tcPr>
-            <w:tcW w:w="2253" w:type="dxa"/>
+            <w:tcW w:w="569" w:type="pct"/>
           </w:tcPr>
           <w:p/>
         </w:tc>
         <w:tc>
           <w:tcPr>
-            <w:tcW w:w="2493" w:type="dxa"/>
+            <w:tcW w:w="1749" w:type="pct"/>
           </w:tcPr>
           <w:p/>
         </w:tc>
         <w:tc>
           <w:tcPr>
-            <w:tcW w:w="3492" w:type="dxa"/>
+            <w:tcW w:w="1042" w:type="pct"/>
           </w:tcPr>
           <w:p>
             <w:pPr>
@@ -524,29 +727,9 @@
             </w:pPr>
           </w:p>
         </w:tc>
-      </w:tr>
-      <w:tr>
-        <w:tc>
-          <w:tcPr>
-            <w:tcW w:w="1112" w:type="dxa"/>
-          </w:tcPr>
-          <w:p/>
-        </w:tc>
-        <w:tc>
-          <w:tcPr>
-            <w:tcW w:w="2253" w:type="dxa"/>
-          </w:tcPr>
-          <w:p/>
-        </w:tc>
-        <w:tc>
-          <w:tcPr>
-            <w:tcW w:w="2493" w:type="dxa"/>
-          </w:tcPr>
-          <w:p/>
-        </w:tc>
-        <w:tc>
-          <w:tcPr>
-            <w:tcW w:w="3492" w:type="dxa"/>
+        <w:tc>
+          <w:tcPr>
+            <w:tcW w:w="1333" w:type="pct"/>
           </w:tcPr>
           <w:p>
             <w:pPr>
@@ -560,25 +743,81 @@
       <w:tr>
         <w:tc>
           <w:tcPr>
-            <w:tcW w:w="1112" w:type="dxa"/>
+            <w:tcW w:w="307" w:type="pct"/>
           </w:tcPr>
           <w:p/>
         </w:tc>
         <w:tc>
           <w:tcPr>
-            <w:tcW w:w="2253" w:type="dxa"/>
+            <w:tcW w:w="569" w:type="pct"/>
           </w:tcPr>
           <w:p/>
         </w:tc>
         <w:tc>
           <w:tcPr>
-            <w:tcW w:w="2493" w:type="dxa"/>
+            <w:tcW w:w="1749" w:type="pct"/>
           </w:tcPr>
           <w:p/>
         </w:tc>
         <w:tc>
           <w:tcPr>
-            <w:tcW w:w="3492" w:type="dxa"/>
+            <w:tcW w:w="1042" w:type="pct"/>
+          </w:tcPr>
+          <w:p>
+            <w:pPr>
+              <w:rPr>
+                <w:highlight w:val="yellow"/>
+              </w:rPr>
+            </w:pPr>
+          </w:p>
+        </w:tc>
+        <w:tc>
+          <w:tcPr>
+            <w:tcW w:w="1333" w:type="pct"/>
+          </w:tcPr>
+          <w:p>
+            <w:pPr>
+              <w:rPr>
+                <w:highlight w:val="yellow"/>
+              </w:rPr>
+            </w:pPr>
+          </w:p>
+        </w:tc>
+      </w:tr>
+      <w:tr>
+        <w:tc>
+          <w:tcPr>
+            <w:tcW w:w="307" w:type="pct"/>
+          </w:tcPr>
+          <w:p/>
+        </w:tc>
+        <w:tc>
+          <w:tcPr>
+            <w:tcW w:w="569" w:type="pct"/>
+          </w:tcPr>
+          <w:p/>
+        </w:tc>
+        <w:tc>
+          <w:tcPr>
+            <w:tcW w:w="1749" w:type="pct"/>
+          </w:tcPr>
+          <w:p/>
+        </w:tc>
+        <w:tc>
+          <w:tcPr>
+            <w:tcW w:w="1042" w:type="pct"/>
+          </w:tcPr>
+          <w:p>
+            <w:pPr>
+              <w:rPr>
+                <w:highlight w:val="yellow"/>
+              </w:rPr>
+            </w:pPr>
+          </w:p>
+        </w:tc>
+        <w:tc>
+          <w:tcPr>
+            <w:tcW w:w="1333" w:type="pct"/>
           </w:tcPr>
           <w:p>
             <w:pPr>
@@ -601,7 +840,7 @@
       </w:pPr>
     </w:p>
     <w:sectPr>
-      <w:pgSz w:w="12240" w:h="15840"/>
+      <w:pgSz w:w="15840" w:h="12240" w:orient="landscape"/>
       <w:pgMar w:top="1440" w:right="1440" w:bottom="1440" w:left="1440" w:header="708" w:footer="708" w:gutter="0"/>
       <w:cols w:space="708"/>
       <w:docGrid w:linePitch="360"/>
@@ -814,7 +1053,7 @@
   <w:abstractNum w:abstractNumId="2" w15:restartNumberingAfterBreak="0">
     <w:nsid w:val="490869D2"/>
     <w:multiLevelType w:val="hybridMultilevel"/>
-    <w:tmpl w:val="369C7296"/>
+    <w:tmpl w:val="412488CC"/>
     <w:lvl w:ilvl="0" w:tplc="18409A64">
       <w:start w:val="1"/>
       <w:numFmt w:val="decimal"/>

--- a/CHANGE TRACKING/Progress Chase.docx
+++ b/CHANGE TRACKING/Progress Chase.docx
@@ -62,13 +62,8 @@
         </w:numPr>
       </w:pPr>
       <w:r>
-        <w:t xml:space="preserve">Rewrite ‘Calculate Pivoted Additions’ to work on the Fact table instead of </w:t>
-      </w:r>
-      <w:proofErr w:type="spellStart"/>
-      <w:r>
-        <w:t>Factsource</w:t>
-      </w:r>
-      <w:proofErr w:type="spellEnd"/>
+        <w:t>Rewrite ‘Calculate Pivoted Additions’ to work on the Fact table instead of Factsource</w:t>
+      </w:r>
     </w:p>
     <w:p>
       <w:pPr>
@@ -103,15 +98,7 @@
         </w:numPr>
       </w:pPr>
       <w:r>
-        <w:t xml:space="preserve">Create space on server to ensure project will run on </w:t>
-      </w:r>
-      <w:proofErr w:type="spellStart"/>
-      <w:r>
-        <w:t>MSSQLExpress</w:t>
-      </w:r>
-      <w:proofErr w:type="spellEnd"/>
-      <w:r>
-        <w:t xml:space="preserve"> (10GB per database)</w:t>
+        <w:t>Create space on server to ensure project will run on MSSQLExpress (10GB per database)</w:t>
       </w:r>
     </w:p>
     <w:p>
@@ -265,6 +252,18 @@
       </w:pPr>
       <w:r>
         <w:t>Delete all intermediate views and functions at the end so the database is tidier (and smaller)</w:t>
+      </w:r>
+    </w:p>
+    <w:p>
+      <w:pPr>
+        <w:pStyle w:val="ListParagraph"/>
+        <w:numPr>
+          <w:ilvl w:val="1"/>
+          <w:numId w:val="4"/>
+        </w:numPr>
+      </w:pPr>
+      <w:r>
+        <w:t>Name Space: more consistent naming of variables so that the SSIS mappings are obvious</w:t>
       </w:r>
     </w:p>
     <w:p>
@@ -371,7 +370,10 @@
           </w:tcPr>
           <w:p>
             <w:r>
-              <w:t>Test results</w:t>
+              <w:t>Test</w:t>
+            </w:r>
+            <w:r>
+              <w:t>s</w:t>
             </w:r>
           </w:p>
         </w:tc>
@@ -383,6 +385,7 @@
           </w:tcPr>
           <w:p>
             <w:r>
+              <w:lastRenderedPageBreak/>
               <w:t>1a</w:t>
             </w:r>
           </w:p>
@@ -431,7 +434,6 @@
           </w:tcPr>
           <w:p>
             <w:r>
-              <w:lastRenderedPageBreak/>
               <w:t>1b</w:t>
             </w:r>
           </w:p>
@@ -500,13 +502,8 @@
           </w:tcPr>
           <w:p>
             <w:r>
-              <w:t xml:space="preserve">Achieved by removing the extra index on </w:t>
-            </w:r>
-            <w:proofErr w:type="spellStart"/>
-            <w:r>
-              <w:t>FactSource</w:t>
-            </w:r>
-            <w:proofErr w:type="spellEnd"/>
+              <w:t>Achieved by removing the extra index on FactSource</w:t>
+            </w:r>
           </w:p>
         </w:tc>
         <w:tc>
@@ -627,13 +624,8 @@
           </w:tcPr>
           <w:p>
             <w:r>
-              <w:t>Checked Barro-</w:t>
-            </w:r>
-            <w:proofErr w:type="spellStart"/>
-            <w:r>
-              <w:t>Ursua</w:t>
-            </w:r>
-            <w:proofErr w:type="spellEnd"/>
+              <w:t>Checked Barro-Ursua</w:t>
+            </w:r>
           </w:p>
         </w:tc>
       </w:tr>
@@ -667,15 +659,7 @@
           </w:tcPr>
           <w:p>
             <w:r>
-              <w:t xml:space="preserve">Done (NOTE names still contain mix of upper and </w:t>
-            </w:r>
-            <w:proofErr w:type="gramStart"/>
-            <w:r>
-              <w:t>lower</w:t>
-            </w:r>
-            <w:proofErr w:type="gramEnd"/>
-            <w:r>
-              <w:t xml:space="preserve"> but this should still be MariaDB compatible)</w:t>
+              <w:t>Done (NOTE names still contain mix of upper and lower but this should still be MariaDB compatible)</w:t>
             </w:r>
           </w:p>
         </w:tc>
@@ -701,30 +685,40 @@
           <w:tcPr>
             <w:tcW w:w="307" w:type="pct"/>
           </w:tcPr>
-          <w:p/>
+          <w:p>
+            <w:r>
+              <w:t>5c</w:t>
+            </w:r>
+          </w:p>
         </w:tc>
         <w:tc>
           <w:tcPr>
             <w:tcW w:w="569" w:type="pct"/>
           </w:tcPr>
-          <w:p/>
+          <w:p>
+            <w:r>
+              <w:t>22/8/20</w:t>
+            </w:r>
+          </w:p>
         </w:tc>
         <w:tc>
           <w:tcPr>
             <w:tcW w:w="1749" w:type="pct"/>
           </w:tcPr>
-          <w:p/>
+          <w:p>
+            <w:r>
+              <w:t>Done – separate package</w:t>
+            </w:r>
+          </w:p>
         </w:tc>
         <w:tc>
           <w:tcPr>
             <w:tcW w:w="1042" w:type="pct"/>
           </w:tcPr>
           <w:p>
-            <w:pPr>
-              <w:rPr>
-                <w:highlight w:val="yellow"/>
-              </w:rPr>
-            </w:pPr>
+            <w:r>
+              <w:t>Tidy</w:t>
+            </w:r>
           </w:p>
         </w:tc>
         <w:tc>

--- a/CHANGE TRACKING/Progress Chase.docx
+++ b/CHANGE TRACKING/Progress Chase.docx
@@ -178,6 +178,18 @@
     </w:p>
     <w:p>
       <w:pPr>
+        <w:pStyle w:val="ListParagraph"/>
+        <w:numPr>
+          <w:ilvl w:val="1"/>
+          <w:numId w:val="4"/>
+        </w:numPr>
+      </w:pPr>
+      <w:r>
+        <w:t>Create reduced dataset for learning</w:t>
+      </w:r>
+    </w:p>
+    <w:p>
+      <w:pPr>
         <w:pStyle w:val="Heading3"/>
         <w:numPr>
           <w:ilvl w:val="0"/>
@@ -208,6 +220,18 @@
     </w:p>
     <w:p>
       <w:pPr>
+        <w:pStyle w:val="ListParagraph"/>
+        <w:numPr>
+          <w:ilvl w:val="1"/>
+          <w:numId w:val="4"/>
+        </w:numPr>
+      </w:pPr>
+      <w:r>
+        <w:t>Create standardised offline dataset</w:t>
+      </w:r>
+    </w:p>
+    <w:p>
+      <w:pPr>
         <w:pStyle w:val="Heading3"/>
         <w:numPr>
           <w:ilvl w:val="0"/>
@@ -300,6 +324,37 @@
       </w:pPr>
       <w:r>
         <w:t>Create tentative Power BI workspace</w:t>
+      </w:r>
+    </w:p>
+    <w:p>
+      <w:pPr>
+        <w:pStyle w:val="Heading3"/>
+        <w:numPr>
+          <w:ilvl w:val="0"/>
+          <w:numId w:val="4"/>
+        </w:numPr>
+      </w:pPr>
+      <w:r>
+        <w:lastRenderedPageBreak/>
+        <w:t>D</w:t>
+      </w:r>
+      <w:r>
+        <w:t>ocumentation</w:t>
+      </w:r>
+    </w:p>
+    <w:p>
+      <w:pPr>
+        <w:pStyle w:val="ListParagraph"/>
+        <w:numPr>
+          <w:ilvl w:val="1"/>
+          <w:numId w:val="4"/>
+        </w:numPr>
+      </w:pPr>
+      <w:r>
+        <w:t>Update readme</w:t>
+      </w:r>
+      <w:r>
+        <w:tab/>
       </w:r>
     </w:p>
     <w:p>
@@ -385,7 +440,6 @@
           </w:tcPr>
           <w:p>
             <w:r>
-              <w:lastRenderedPageBreak/>
               <w:t>1a</w:t>
             </w:r>
           </w:p>
@@ -739,19 +793,31 @@
           <w:tcPr>
             <w:tcW w:w="307" w:type="pct"/>
           </w:tcPr>
-          <w:p/>
+          <w:p>
+            <w:r>
+              <w:t>7a</w:t>
+            </w:r>
+          </w:p>
         </w:tc>
         <w:tc>
           <w:tcPr>
             <w:tcW w:w="569" w:type="pct"/>
           </w:tcPr>
-          <w:p/>
+          <w:p>
+            <w:r>
+              <w:t>23/8/20</w:t>
+            </w:r>
+          </w:p>
         </w:tc>
         <w:tc>
           <w:tcPr>
             <w:tcW w:w="1749" w:type="pct"/>
           </w:tcPr>
-          <w:p/>
+          <w:p>
+            <w:r>
+              <w:t>Readme files all updated</w:t>
+            </w:r>
+          </w:p>
         </w:tc>
         <w:tc>
           <w:tcPr>
@@ -763,6 +829,9 @@
                 <w:highlight w:val="yellow"/>
               </w:rPr>
             </w:pPr>
+            <w:r>
+              <w:t>Offline Dataset</w:t>
+            </w:r>
           </w:p>
         </w:tc>
         <w:tc>
@@ -783,19 +852,31 @@
           <w:tcPr>
             <w:tcW w:w="307" w:type="pct"/>
           </w:tcPr>
-          <w:p/>
+          <w:p>
+            <w:r>
+              <w:t>4b</w:t>
+            </w:r>
+          </w:p>
         </w:tc>
         <w:tc>
           <w:tcPr>
             <w:tcW w:w="569" w:type="pct"/>
           </w:tcPr>
-          <w:p/>
+          <w:p>
+            <w:r>
+              <w:t>23/08/20</w:t>
+            </w:r>
+          </w:p>
         </w:tc>
         <w:tc>
           <w:tcPr>
             <w:tcW w:w="1749" w:type="pct"/>
           </w:tcPr>
-          <w:p/>
+          <w:p>
+            <w:r>
+              <w:t>Standard offline dataset and catalogue created</w:t>
+            </w:r>
+          </w:p>
         </w:tc>
         <w:tc>
           <w:tcPr>
@@ -807,6 +888,9 @@
                 <w:highlight w:val="yellow"/>
               </w:rPr>
             </w:pPr>
+            <w:r>
+              <w:t>Offline Dataset</w:t>
+            </w:r>
           </w:p>
         </w:tc>
         <w:tc>
@@ -1045,6 +1129,95 @@
     </w:lvl>
   </w:abstractNum>
   <w:abstractNum w:abstractNumId="2" w15:restartNumberingAfterBreak="0">
+    <w:nsid w:val="488A10A8"/>
+    <w:multiLevelType w:val="hybridMultilevel"/>
+    <w:tmpl w:val="C45A5E3E"/>
+    <w:lvl w:ilvl="0" w:tplc="1009000F">
+      <w:start w:val="1"/>
+      <w:numFmt w:val="decimal"/>
+      <w:lvlText w:val="%1."/>
+      <w:lvlJc w:val="left"/>
+      <w:pPr>
+        <w:ind w:left="1080" w:hanging="360"/>
+      </w:pPr>
+      <w:rPr>
+        <w:rFonts w:hint="default"/>
+      </w:rPr>
+    </w:lvl>
+    <w:lvl w:ilvl="1" w:tplc="10090019" w:tentative="1">
+      <w:start w:val="1"/>
+      <w:numFmt w:val="lowerLetter"/>
+      <w:lvlText w:val="%2."/>
+      <w:lvlJc w:val="left"/>
+      <w:pPr>
+        <w:ind w:left="1800" w:hanging="360"/>
+      </w:pPr>
+    </w:lvl>
+    <w:lvl w:ilvl="2" w:tplc="1009001B" w:tentative="1">
+      <w:start w:val="1"/>
+      <w:numFmt w:val="lowerRoman"/>
+      <w:lvlText w:val="%3."/>
+      <w:lvlJc w:val="right"/>
+      <w:pPr>
+        <w:ind w:left="2520" w:hanging="180"/>
+      </w:pPr>
+    </w:lvl>
+    <w:lvl w:ilvl="3" w:tplc="1009000F" w:tentative="1">
+      <w:start w:val="1"/>
+      <w:numFmt w:val="decimal"/>
+      <w:lvlText w:val="%4."/>
+      <w:lvlJc w:val="left"/>
+      <w:pPr>
+        <w:ind w:left="3240" w:hanging="360"/>
+      </w:pPr>
+    </w:lvl>
+    <w:lvl w:ilvl="4" w:tplc="10090019" w:tentative="1">
+      <w:start w:val="1"/>
+      <w:numFmt w:val="lowerLetter"/>
+      <w:lvlText w:val="%5."/>
+      <w:lvlJc w:val="left"/>
+      <w:pPr>
+        <w:ind w:left="3960" w:hanging="360"/>
+      </w:pPr>
+    </w:lvl>
+    <w:lvl w:ilvl="5" w:tplc="1009001B" w:tentative="1">
+      <w:start w:val="1"/>
+      <w:numFmt w:val="lowerRoman"/>
+      <w:lvlText w:val="%6."/>
+      <w:lvlJc w:val="right"/>
+      <w:pPr>
+        <w:ind w:left="4680" w:hanging="180"/>
+      </w:pPr>
+    </w:lvl>
+    <w:lvl w:ilvl="6" w:tplc="1009000F" w:tentative="1">
+      <w:start w:val="1"/>
+      <w:numFmt w:val="decimal"/>
+      <w:lvlText w:val="%7."/>
+      <w:lvlJc w:val="left"/>
+      <w:pPr>
+        <w:ind w:left="5400" w:hanging="360"/>
+      </w:pPr>
+    </w:lvl>
+    <w:lvl w:ilvl="7" w:tplc="10090019" w:tentative="1">
+      <w:start w:val="1"/>
+      <w:numFmt w:val="lowerLetter"/>
+      <w:lvlText w:val="%8."/>
+      <w:lvlJc w:val="left"/>
+      <w:pPr>
+        <w:ind w:left="6120" w:hanging="360"/>
+      </w:pPr>
+    </w:lvl>
+    <w:lvl w:ilvl="8" w:tplc="1009001B" w:tentative="1">
+      <w:start w:val="1"/>
+      <w:numFmt w:val="lowerRoman"/>
+      <w:lvlText w:val="%9."/>
+      <w:lvlJc w:val="right"/>
+      <w:pPr>
+        <w:ind w:left="6840" w:hanging="180"/>
+      </w:pPr>
+    </w:lvl>
+  </w:abstractNum>
+  <w:abstractNum w:abstractNumId="3" w15:restartNumberingAfterBreak="0">
     <w:nsid w:val="490869D2"/>
     <w:multiLevelType w:val="hybridMultilevel"/>
     <w:tmpl w:val="412488CC"/>
@@ -1133,7 +1306,7 @@
       </w:pPr>
     </w:lvl>
   </w:abstractNum>
-  <w:abstractNum w:abstractNumId="3" w15:restartNumberingAfterBreak="0">
+  <w:abstractNum w:abstractNumId="4" w15:restartNumberingAfterBreak="0">
     <w:nsid w:val="7BD744D8"/>
     <w:multiLevelType w:val="hybridMultilevel"/>
     <w:tmpl w:val="966060B2"/>
@@ -1223,12 +1396,15 @@
     <w:abstractNumId w:val="0"/>
   </w:num>
   <w:num w:numId="2">
-    <w:abstractNumId w:val="3"/>
+    <w:abstractNumId w:val="4"/>
   </w:num>
   <w:num w:numId="3">
     <w:abstractNumId w:val="1"/>
   </w:num>
   <w:num w:numId="4">
+    <w:abstractNumId w:val="3"/>
+  </w:num>
+  <w:num w:numId="5">
     <w:abstractNumId w:val="2"/>
   </w:num>
 </w:numbering>
@@ -1841,7 +2017,6 @@
   <w:style w:type="character" w:default="1" w:styleId="DefaultParagraphFont">
     <w:name w:val="Default Paragraph Font"/>
     <w:uiPriority w:val="1"/>
-    <w:semiHidden/>
     <w:unhideWhenUsed/>
   </w:style>
   <w:style w:type="table" w:default="1" w:styleId="TableNormal">

--- a/CHANGE TRACKING/Progress Chase.docx
+++ b/CHANGE TRACKING/Progress Chase.docx
@@ -79,6 +79,18 @@
     </w:p>
     <w:p>
       <w:pPr>
+        <w:pStyle w:val="ListParagraph"/>
+        <w:numPr>
+          <w:ilvl w:val="1"/>
+          <w:numId w:val="4"/>
+        </w:numPr>
+      </w:pPr>
+      <w:r>
+        <w:t>Rewrite the PENN calculations to combine in a single query</w:t>
+      </w:r>
+    </w:p>
+    <w:p>
+      <w:pPr>
         <w:pStyle w:val="Heading3"/>
         <w:numPr>
           <w:ilvl w:val="0"/>
@@ -127,6 +139,18 @@
     </w:p>
     <w:p>
       <w:pPr>
+        <w:pStyle w:val="ListParagraph"/>
+        <w:numPr>
+          <w:ilvl w:val="1"/>
+          <w:numId w:val="4"/>
+        </w:numPr>
+      </w:pPr>
+      <w:r>
+        <w:t>Penn constant USD should be scaled up</w:t>
+      </w:r>
+    </w:p>
+    <w:p>
+      <w:pPr>
         <w:pStyle w:val="Heading3"/>
         <w:numPr>
           <w:ilvl w:val="0"/>
@@ -299,6 +323,7 @@
         </w:numPr>
       </w:pPr>
       <w:r>
+        <w:lastRenderedPageBreak/>
         <w:t>Visualisations</w:t>
       </w:r>
     </w:p>
@@ -335,7 +360,6 @@
         </w:numPr>
       </w:pPr>
       <w:r>
-        <w:lastRenderedPageBreak/>
         <w:t>D</w:t>
       </w:r>
       <w:r>
@@ -2017,6 +2041,7 @@
   <w:style w:type="character" w:default="1" w:styleId="DefaultParagraphFont">
     <w:name w:val="Default Paragraph Font"/>
     <w:uiPriority w:val="1"/>
+    <w:semiHidden/>
     <w:unhideWhenUsed/>
   </w:style>
   <w:style w:type="table" w:default="1" w:styleId="TableNormal">

--- a/CHANGE TRACKING/Progress Chase.docx
+++ b/CHANGE TRACKING/Progress Chase.docx
@@ -91,6 +91,102 @@
     </w:p>
     <w:p>
       <w:pPr>
+        <w:pStyle w:val="ListParagraph"/>
+        <w:numPr>
+          <w:ilvl w:val="1"/>
+          <w:numId w:val="4"/>
+        </w:numPr>
+      </w:pPr>
+      <w:r>
+        <w:t>Provide a DateTime field in place of the ‘Year’ field in the Fact file</w:t>
+      </w:r>
+    </w:p>
+    <w:p>
+      <w:pPr>
+        <w:pStyle w:val="ListParagraph"/>
+        <w:numPr>
+          <w:ilvl w:val="2"/>
+          <w:numId w:val="4"/>
+        </w:numPr>
+      </w:pPr>
+      <w:r>
+        <w:t>Remove the date Dimension – not needed if the fact file contains a properly managed Datetime field</w:t>
+      </w:r>
+    </w:p>
+    <w:p>
+      <w:pPr>
+        <w:pStyle w:val="ListParagraph"/>
+        <w:numPr>
+          <w:ilvl w:val="2"/>
+          <w:numId w:val="4"/>
+        </w:numPr>
+      </w:pPr>
+      <w:r>
+        <w:t>Overhaul the input packages to convert year to a datetime</w:t>
+      </w:r>
+    </w:p>
+    <w:p>
+      <w:pPr>
+        <w:pStyle w:val="ListParagraph"/>
+        <w:numPr>
+          <w:ilvl w:val="1"/>
+          <w:numId w:val="4"/>
+        </w:numPr>
+      </w:pPr>
+      <w:r>
+        <w:t>Remove the Definitions file – too cumbersome and confusion</w:t>
+      </w:r>
+    </w:p>
+    <w:p>
+      <w:pPr>
+        <w:pStyle w:val="ListParagraph"/>
+        <w:numPr>
+          <w:ilvl w:val="2"/>
+          <w:numId w:val="4"/>
+        </w:numPr>
+      </w:pPr>
+      <w:r>
+        <w:t>Include the string ‘CLEANED’ in the SourceName, so it becomes in effect a new source?</w:t>
+      </w:r>
+    </w:p>
+    <w:p>
+      <w:pPr>
+        <w:pStyle w:val="ListParagraph"/>
+        <w:numPr>
+          <w:ilvl w:val="2"/>
+          <w:numId w:val="4"/>
+        </w:numPr>
+      </w:pPr>
+      <w:r>
+        <w:t>Nope, that won’t work either because user could mistakenly use the old definition</w:t>
+      </w:r>
+    </w:p>
+    <w:p>
+      <w:pPr>
+        <w:pStyle w:val="ListParagraph"/>
+        <w:numPr>
+          <w:ilvl w:val="1"/>
+          <w:numId w:val="4"/>
+        </w:numPr>
+      </w:pPr>
+      <w:r>
+        <w:t>Add a ‘reduced view builder’ to construct specialised exports</w:t>
+      </w:r>
+    </w:p>
+    <w:p>
+      <w:pPr>
+        <w:pStyle w:val="ListParagraph"/>
+        <w:numPr>
+          <w:ilvl w:val="2"/>
+          <w:numId w:val="4"/>
+        </w:numPr>
+      </w:pPr>
+      <w:r>
+        <w:t>Note this can get quite messy as at present specified because we also have reduced versions of the dimension files</w:t>
+      </w:r>
+    </w:p>
+    <w:p>
+      <w:pPr>
         <w:pStyle w:val="Heading3"/>
         <w:numPr>
           <w:ilvl w:val="0"/>
@@ -180,6 +276,18 @@
       <w:pPr>
         <w:pStyle w:val="ListParagraph"/>
         <w:numPr>
+          <w:ilvl w:val="2"/>
+          <w:numId w:val="4"/>
+        </w:numPr>
+      </w:pPr>
+      <w:r>
+        <w:t>Check if WEO2020 includes the 1970-1980 data omitted from WEO2018</w:t>
+      </w:r>
+    </w:p>
+    <w:p>
+      <w:pPr>
+        <w:pStyle w:val="ListParagraph"/>
+        <w:numPr>
           <w:ilvl w:val="1"/>
           <w:numId w:val="4"/>
         </w:numPr>
@@ -251,6 +359,7 @@
         </w:numPr>
       </w:pPr>
       <w:r>
+        <w:lastRenderedPageBreak/>
         <w:t>Create standardised offline dataset</w:t>
       </w:r>
     </w:p>
@@ -323,7 +432,6 @@
         </w:numPr>
       </w:pPr>
       <w:r>
-        <w:lastRenderedPageBreak/>
         <w:t>Visualisations</w:t>
       </w:r>
     </w:p>
@@ -907,11 +1015,6 @@
             <w:tcW w:w="1042" w:type="pct"/>
           </w:tcPr>
           <w:p>
-            <w:pPr>
-              <w:rPr>
-                <w:highlight w:val="yellow"/>
-              </w:rPr>
-            </w:pPr>
             <w:r>
               <w:t>Offline Dataset</w:t>
             </w:r>
@@ -921,13 +1024,119 @@
           <w:tcPr>
             <w:tcW w:w="1333" w:type="pct"/>
           </w:tcPr>
-          <w:p>
-            <w:pPr>
-              <w:rPr>
-                <w:highlight w:val="yellow"/>
-              </w:rPr>
-            </w:pPr>
-          </w:p>
+          <w:p/>
+        </w:tc>
+      </w:tr>
+      <w:tr>
+        <w:tc>
+          <w:tcPr>
+            <w:tcW w:w="307" w:type="pct"/>
+          </w:tcPr>
+          <w:p>
+            <w:r>
+              <w:t>1e</w:t>
+            </w:r>
+          </w:p>
+        </w:tc>
+        <w:tc>
+          <w:tcPr>
+            <w:tcW w:w="569" w:type="pct"/>
+          </w:tcPr>
+          <w:p>
+            <w:r>
+              <w:t>25/9</w:t>
+            </w:r>
+            <w:r>
+              <w:t>/20</w:t>
+            </w:r>
+          </w:p>
+        </w:tc>
+        <w:tc>
+          <w:tcPr>
+            <w:tcW w:w="1749" w:type="pct"/>
+          </w:tcPr>
+          <w:p>
+            <w:r>
+              <w:t>Datetime field created and tested</w:t>
+            </w:r>
+          </w:p>
+        </w:tc>
+        <w:tc>
+          <w:tcPr>
+            <w:tcW w:w="1042" w:type="pct"/>
+          </w:tcPr>
+          <w:p>
+            <w:r>
+              <w:t xml:space="preserve">New </w:t>
+            </w:r>
+            <w:r>
+              <w:t>Date Handling</w:t>
+            </w:r>
+          </w:p>
+        </w:tc>
+        <w:tc>
+          <w:tcPr>
+            <w:tcW w:w="1333" w:type="pct"/>
+          </w:tcPr>
+          <w:p>
+            <w:r>
+              <w:t xml:space="preserve">Cursory check – constructed pivot table in </w:t>
+            </w:r>
+            <w:r>
+              <w:t>‘</w:t>
+            </w:r>
+            <w:r>
+              <w:t>Test0925 New Date Handling</w:t>
+            </w:r>
+            <w:r>
+              <w:t>’</w:t>
+            </w:r>
+          </w:p>
+        </w:tc>
+      </w:tr>
+      <w:tr>
+        <w:tc>
+          <w:tcPr>
+            <w:tcW w:w="307" w:type="pct"/>
+          </w:tcPr>
+          <w:p>
+            <w:r>
+              <w:lastRenderedPageBreak/>
+              <w:t>1c</w:t>
+            </w:r>
+          </w:p>
+        </w:tc>
+        <w:tc>
+          <w:tcPr>
+            <w:tcW w:w="569" w:type="pct"/>
+          </w:tcPr>
+          <w:p>
+            <w:r>
+              <w:t>25/09/20</w:t>
+            </w:r>
+          </w:p>
+        </w:tc>
+        <w:tc>
+          <w:tcPr>
+            <w:tcW w:w="1749" w:type="pct"/>
+          </w:tcPr>
+          <w:p>
+            <w:r>
+              <w:t>This would appear to be redundant with the new date handling</w:t>
+            </w:r>
+          </w:p>
+        </w:tc>
+        <w:tc>
+          <w:tcPr>
+            <w:tcW w:w="1042" w:type="pct"/>
+          </w:tcPr>
+          <w:p/>
+        </w:tc>
+        <w:tc>
+          <w:tcPr>
+            <w:tcW w:w="1333" w:type="pct"/>
+          </w:tcPr>
+          <w:p/>
         </w:tc>
       </w:tr>
     </w:tbl>
@@ -1266,7 +1475,7 @@
         <w:ind w:left="1080" w:hanging="360"/>
       </w:pPr>
     </w:lvl>
-    <w:lvl w:ilvl="2" w:tplc="1009001B" w:tentative="1">
+    <w:lvl w:ilvl="2" w:tplc="1009001B">
       <w:start w:val="1"/>
       <w:numFmt w:val="lowerRoman"/>
       <w:lvlText w:val="%3."/>
@@ -1275,7 +1484,7 @@
         <w:ind w:left="1800" w:hanging="180"/>
       </w:pPr>
     </w:lvl>
-    <w:lvl w:ilvl="3" w:tplc="1009000F" w:tentative="1">
+    <w:lvl w:ilvl="3" w:tplc="1009000F">
       <w:start w:val="1"/>
       <w:numFmt w:val="decimal"/>
       <w:lvlText w:val="%4."/>

--- a/CHANGE TRACKING/Progress Chase.docx
+++ b/CHANGE TRACKING/Progress Chase.docx
@@ -62,8 +62,13 @@
         </w:numPr>
       </w:pPr>
       <w:r>
-        <w:t>Rewrite ‘Calculate Pivoted Additions’ to work on the Fact table instead of Factsource</w:t>
-      </w:r>
+        <w:t xml:space="preserve">Rewrite ‘Calculate Pivoted Additions’ to work on the Fact table instead of </w:t>
+      </w:r>
+      <w:proofErr w:type="spellStart"/>
+      <w:r>
+        <w:t>Factsource</w:t>
+      </w:r>
+      <w:proofErr w:type="spellEnd"/>
     </w:p>
     <w:p>
       <w:pPr>
@@ -98,7 +103,15 @@
         </w:numPr>
       </w:pPr>
       <w:r>
-        <w:t>Provide a DateTime field in place of the ‘Year’ field in the Fact file</w:t>
+        <w:t xml:space="preserve">Provide a </w:t>
+      </w:r>
+      <w:proofErr w:type="spellStart"/>
+      <w:r>
+        <w:t>DateTime</w:t>
+      </w:r>
+      <w:proofErr w:type="spellEnd"/>
+      <w:r>
+        <w:t xml:space="preserve"> field in place of the ‘Year’ field in the Fact file</w:t>
       </w:r>
     </w:p>
     <w:p>
@@ -141,24 +154,131 @@
       <w:pPr>
         <w:pStyle w:val="ListParagraph"/>
         <w:numPr>
+          <w:ilvl w:val="1"/>
+          <w:numId w:val="4"/>
+        </w:numPr>
+      </w:pPr>
+      <w:r>
+        <w:t>Add a ‘reduced view builder’ to construct specialised exports</w:t>
+      </w:r>
+    </w:p>
+    <w:p>
+      <w:pPr>
+        <w:pStyle w:val="ListParagraph"/>
+        <w:numPr>
           <w:ilvl w:val="2"/>
           <w:numId w:val="4"/>
         </w:numPr>
       </w:pPr>
       <w:r>
-        <w:t>Include the string ‘CLEANED’ in the SourceName, so it becomes in effect a new source?</w:t>
+        <w:t>Note this can get quite messy as at present specified because we also have reduced versions of the dimension files</w:t>
+      </w:r>
+    </w:p>
+    <w:p>
+      <w:pPr>
+        <w:pStyle w:val="Heading3"/>
+        <w:numPr>
+          <w:ilvl w:val="0"/>
+          <w:numId w:val="4"/>
+        </w:numPr>
+      </w:pPr>
+      <w:r>
+        <w:t>Routine maintenance and debugging</w:t>
       </w:r>
     </w:p>
     <w:p>
       <w:pPr>
         <w:pStyle w:val="ListParagraph"/>
         <w:numPr>
+          <w:ilvl w:val="1"/>
+          <w:numId w:val="4"/>
+        </w:numPr>
+      </w:pPr>
+      <w:r>
+        <w:t xml:space="preserve">Create space on server to ensure project will run on </w:t>
+      </w:r>
+      <w:proofErr w:type="spellStart"/>
+      <w:r>
+        <w:t>MSSQLExpress</w:t>
+      </w:r>
+      <w:proofErr w:type="spellEnd"/>
+      <w:r>
+        <w:t xml:space="preserve"> (10GB per database)</w:t>
+      </w:r>
+    </w:p>
+    <w:p>
+      <w:pPr>
+        <w:pStyle w:val="ListParagraph"/>
+        <w:numPr>
+          <w:ilvl w:val="1"/>
+          <w:numId w:val="4"/>
+        </w:numPr>
+      </w:pPr>
+      <w:r>
+        <w:t>Overhaul and validate ROLAP export</w:t>
+      </w:r>
+    </w:p>
+    <w:p>
+      <w:pPr>
+        <w:pStyle w:val="ListParagraph"/>
+        <w:numPr>
+          <w:ilvl w:val="1"/>
+          <w:numId w:val="4"/>
+        </w:numPr>
+      </w:pPr>
+      <w:r>
+        <w:t>Check the data</w:t>
+      </w:r>
+    </w:p>
+    <w:p>
+      <w:pPr>
+        <w:pStyle w:val="ListParagraph"/>
+        <w:numPr>
+          <w:ilvl w:val="1"/>
+          <w:numId w:val="4"/>
+        </w:numPr>
+      </w:pPr>
+      <w:r>
+        <w:t>Penn constant USD should be scaled up</w:t>
+      </w:r>
+    </w:p>
+    <w:p>
+      <w:pPr>
+        <w:pStyle w:val="Heading3"/>
+        <w:numPr>
+          <w:ilvl w:val="0"/>
+          <w:numId w:val="4"/>
+        </w:numPr>
+      </w:pPr>
+      <w:r>
+        <w:t>D</w:t>
+      </w:r>
+      <w:r>
+        <w:t>ata</w:t>
+      </w:r>
+    </w:p>
+    <w:p>
+      <w:pPr>
+        <w:pStyle w:val="ListParagraph"/>
+        <w:numPr>
+          <w:ilvl w:val="1"/>
+          <w:numId w:val="4"/>
+        </w:numPr>
+      </w:pPr>
+      <w:r>
+        <w:t>Check and remove redundant duplicate datasets</w:t>
+      </w:r>
+    </w:p>
+    <w:p>
+      <w:pPr>
+        <w:pStyle w:val="ListParagraph"/>
+        <w:numPr>
           <w:ilvl w:val="2"/>
           <w:numId w:val="4"/>
         </w:numPr>
       </w:pPr>
       <w:r>
-        <w:t>Nope, that won’t work either because user could mistakenly use the old definition</w:t>
+        <w:t>Check if WEO2020 includes the 1970-1980 data omitted from WEO2018</w:t>
       </w:r>
     </w:p>
     <w:p>
@@ -170,19 +290,31 @@
         </w:numPr>
       </w:pPr>
       <w:r>
-        <w:t>Add a ‘reduced view builder’ to construct specialised exports</w:t>
+        <w:t>Create reduced dataset for economic growth project</w:t>
       </w:r>
     </w:p>
     <w:p>
       <w:pPr>
         <w:pStyle w:val="ListParagraph"/>
         <w:numPr>
-          <w:ilvl w:val="2"/>
-          <w:numId w:val="4"/>
-        </w:numPr>
-      </w:pPr>
-      <w:r>
-        <w:t>Note this can get quite messy as at present specified because we also have reduced versions of the dimension files</w:t>
+          <w:ilvl w:val="1"/>
+          <w:numId w:val="4"/>
+        </w:numPr>
+      </w:pPr>
+      <w:r>
+        <w:t>Create reduced dataset for inequality project</w:t>
+      </w:r>
+    </w:p>
+    <w:p>
+      <w:pPr>
+        <w:pStyle w:val="ListParagraph"/>
+        <w:numPr>
+          <w:ilvl w:val="1"/>
+          <w:numId w:val="4"/>
+        </w:numPr>
+      </w:pPr>
+      <w:r>
+        <w:t>Create reduced dataset for learning</w:t>
       </w:r>
     </w:p>
     <w:p>
@@ -194,7 +326,7 @@
         </w:numPr>
       </w:pPr>
       <w:r>
-        <w:t>Routine maintenance and debugging</w:t>
+        <w:t>Tests</w:t>
       </w:r>
     </w:p>
     <w:p>
@@ -206,7 +338,13 @@
         </w:numPr>
       </w:pPr>
       <w:r>
-        <w:t>Create space on server to ensure project will run on MSSQLExpress (10GB per database)</w:t>
+        <w:t xml:space="preserve">Create </w:t>
+      </w:r>
+      <w:r>
+        <w:t xml:space="preserve">basic </w:t>
+      </w:r>
+      <w:r>
+        <w:t>excel spreadsheet and pivot table</w:t>
       </w:r>
     </w:p>
     <w:p>
@@ -218,31 +356,7 @@
         </w:numPr>
       </w:pPr>
       <w:r>
-        <w:t>Overhaul and validate ROLAP export</w:t>
-      </w:r>
-    </w:p>
-    <w:p>
-      <w:pPr>
-        <w:pStyle w:val="ListParagraph"/>
-        <w:numPr>
-          <w:ilvl w:val="1"/>
-          <w:numId w:val="4"/>
-        </w:numPr>
-      </w:pPr>
-      <w:r>
-        <w:t>Check the data</w:t>
-      </w:r>
-    </w:p>
-    <w:p>
-      <w:pPr>
-        <w:pStyle w:val="ListParagraph"/>
-        <w:numPr>
-          <w:ilvl w:val="1"/>
-          <w:numId w:val="4"/>
-        </w:numPr>
-      </w:pPr>
-      <w:r>
-        <w:t>Penn constant USD should be scaled up</w:t>
+        <w:t>Create standardised offline dataset</w:t>
       </w:r>
     </w:p>
     <w:p>
@@ -254,124 +368,7 @@
         </w:numPr>
       </w:pPr>
       <w:r>
-        <w:t>D</w:t>
-      </w:r>
-      <w:r>
-        <w:t>ata</w:t>
-      </w:r>
-    </w:p>
-    <w:p>
-      <w:pPr>
-        <w:pStyle w:val="ListParagraph"/>
-        <w:numPr>
-          <w:ilvl w:val="1"/>
-          <w:numId w:val="4"/>
-        </w:numPr>
-      </w:pPr>
-      <w:r>
-        <w:t>Check and remove redundant duplicate datasets</w:t>
-      </w:r>
-    </w:p>
-    <w:p>
-      <w:pPr>
-        <w:pStyle w:val="ListParagraph"/>
-        <w:numPr>
-          <w:ilvl w:val="2"/>
-          <w:numId w:val="4"/>
-        </w:numPr>
-      </w:pPr>
-      <w:r>
-        <w:t>Check if WEO2020 includes the 1970-1980 data omitted from WEO2018</w:t>
-      </w:r>
-    </w:p>
-    <w:p>
-      <w:pPr>
-        <w:pStyle w:val="ListParagraph"/>
-        <w:numPr>
-          <w:ilvl w:val="1"/>
-          <w:numId w:val="4"/>
-        </w:numPr>
-      </w:pPr>
-      <w:r>
-        <w:t>Create reduced dataset for economic growth project</w:t>
-      </w:r>
-    </w:p>
-    <w:p>
-      <w:pPr>
-        <w:pStyle w:val="ListParagraph"/>
-        <w:numPr>
-          <w:ilvl w:val="1"/>
-          <w:numId w:val="4"/>
-        </w:numPr>
-      </w:pPr>
-      <w:r>
-        <w:t>Create reduced dataset for inequality project</w:t>
-      </w:r>
-    </w:p>
-    <w:p>
-      <w:pPr>
-        <w:pStyle w:val="ListParagraph"/>
-        <w:numPr>
-          <w:ilvl w:val="1"/>
-          <w:numId w:val="4"/>
-        </w:numPr>
-      </w:pPr>
-      <w:r>
-        <w:t>Create reduced dataset for learning</w:t>
-      </w:r>
-    </w:p>
-    <w:p>
-      <w:pPr>
-        <w:pStyle w:val="Heading3"/>
-        <w:numPr>
-          <w:ilvl w:val="0"/>
-          <w:numId w:val="4"/>
-        </w:numPr>
-      </w:pPr>
-      <w:r>
-        <w:t>Tests</w:t>
-      </w:r>
-    </w:p>
-    <w:p>
-      <w:pPr>
-        <w:pStyle w:val="ListParagraph"/>
-        <w:numPr>
-          <w:ilvl w:val="1"/>
-          <w:numId w:val="4"/>
-        </w:numPr>
-      </w:pPr>
-      <w:r>
-        <w:t xml:space="preserve">Create </w:t>
-      </w:r>
-      <w:r>
-        <w:t xml:space="preserve">basic </w:t>
-      </w:r>
-      <w:r>
-        <w:t>excel spreadsheet and pivot table</w:t>
-      </w:r>
-    </w:p>
-    <w:p>
-      <w:pPr>
-        <w:pStyle w:val="ListParagraph"/>
-        <w:numPr>
-          <w:ilvl w:val="1"/>
-          <w:numId w:val="4"/>
-        </w:numPr>
-      </w:pPr>
-      <w:r>
         <w:lastRenderedPageBreak/>
-        <w:t>Create standardised offline dataset</w:t>
-      </w:r>
-    </w:p>
-    <w:p>
-      <w:pPr>
-        <w:pStyle w:val="Heading3"/>
-        <w:numPr>
-          <w:ilvl w:val="0"/>
-          <w:numId w:val="4"/>
-        </w:numPr>
-      </w:pPr>
-      <w:r>
         <w:t>Tidying up</w:t>
       </w:r>
     </w:p>
@@ -688,8 +685,13 @@
           </w:tcPr>
           <w:p>
             <w:r>
-              <w:t>Achieved by removing the extra index on FactSource</w:t>
-            </w:r>
+              <w:t xml:space="preserve">Achieved by removing the extra index on </w:t>
+            </w:r>
+            <w:proofErr w:type="spellStart"/>
+            <w:r>
+              <w:t>FactSource</w:t>
+            </w:r>
+            <w:proofErr w:type="spellEnd"/>
           </w:p>
         </w:tc>
         <w:tc>
@@ -810,8 +812,13 @@
           </w:tcPr>
           <w:p>
             <w:r>
-              <w:t>Checked Barro-Ursua</w:t>
-            </w:r>
+              <w:t>Checked Barro-</w:t>
+            </w:r>
+            <w:proofErr w:type="spellStart"/>
+            <w:r>
+              <w:t>Ursua</w:t>
+            </w:r>
+            <w:proofErr w:type="spellEnd"/>
           </w:p>
         </w:tc>
       </w:tr>
@@ -1101,7 +1108,6 @@
           </w:tcPr>
           <w:p>
             <w:r>
-              <w:lastRenderedPageBreak/>
               <w:t>1c</w:t>
             </w:r>
           </w:p>
